--- a/tillsyn/A 52815-2025 tillsynsbegäran.docx
+++ b/tillsyn/A 52815-2025 tillsynsbegäran.docx
@@ -65,7 +65,7 @@
     </w:p>
     <w:p>
       <w:r>
-        <w:t>I avverkningsanmälan finns fynd av 2 naturvårdsarter, varav 2 är rödlistade och 1 är typisk (T): skrovlig taggsvamp (VU) och dropptaggsvamp (NT, T). Se Figur 1.</w:t>
+        <w:t>I avverkningsanmälan finns fynd av 4 naturvårdsarter, varav 4 är rödlistade och 2 är typiska (T): skrovlig taggsvamp (VU), torrmusseron (VU), dropptaggsvamp (NT, T) och talltagel (NT, T). Se Figur 1.</w:t>
       </w:r>
     </w:p>
     <w:p>
@@ -115,6 +115,17 @@
         <w:rPr>
           <w:b/>
         </w:rPr>
+        <w:t xml:space="preserve">Torrmusseron (VU) </w:t>
+      </w:r>
+      <w:r>
+        <w:t>bildar mykorrhiza med tall, huvudsakligen på sandig mark på magra äldre tallhedar med tunt fältskikt. Bara påträffad i äldre skog med naturskogskaraktär eller skogar som plock- eller dimensionsavverkats. Bedöms ha svårt att återetableras efter kalavverkning och slutavverkning, markberedning och gödsling bör ej förekomma på kända lokaler (SLU Artdatabanken, 2024).</w:t>
+      </w:r>
+    </w:p>
+    <w:p>
+      <w:r>
+        <w:rPr>
+          <w:b/>
+        </w:rPr>
         <w:t>Dropptaggsvamp (NT)</w:t>
       </w:r>
       <w:r>
@@ -128,6 +139,26 @@
       </w:r>
       <w:r>
         <w:t>(SLU Artdatabanken, 2026).</w:t>
+      </w:r>
+    </w:p>
+    <w:p>
+      <w:r>
+        <w:rPr>
+          <w:b/>
+        </w:rPr>
+        <w:t>Talltagel (NT)</w:t>
+      </w:r>
+      <w:r>
+        <w:t xml:space="preserve"> är en boreal art som förekommer på tall i äldre, öppna tallskogar. Den påverkas negativt av brist på kontinuitetsskog och minskningstakten bedöms vara nära gränsvärdet för Sårbar (VU). Talltagel är typisk art för </w:t>
+      </w:r>
+      <w:r>
+        <w:rPr>
+          <w:i/>
+        </w:rPr>
+        <w:t>9010 Taiga</w:t>
+      </w:r>
+      <w:r>
+        <w:t xml:space="preserve"> (SLU Artdatabanken, 2026).</w:t>
       </w:r>
     </w:p>
     <w:sectPr>
@@ -258,7 +289,7 @@
     <w:r>
       <w:tab/>
       <w:tab/>
-      <w:t>2026-10-13</w:t>
+      <w:t>2026-10-14</w:t>
       <w:br/>
       <w:br/>
     </w:r>

--- a/tillsyn/A 52815-2025 tillsynsbegäran.docx
+++ b/tillsyn/A 52815-2025 tillsynsbegäran.docx
@@ -289,7 +289,7 @@
     <w:r>
       <w:tab/>
       <w:tab/>
-      <w:t>2026-10-14</w:t>
+      <w:t>2026-10-15</w:t>
       <w:br/>
       <w:br/>
     </w:r>

--- a/tillsyn/A 52815-2025 tillsynsbegäran.docx
+++ b/tillsyn/A 52815-2025 tillsynsbegäran.docx
@@ -289,7 +289,7 @@
     <w:r>
       <w:tab/>
       <w:tab/>
-      <w:t>2026-10-15</w:t>
+      <w:t>2026-10-16</w:t>
       <w:br/>
       <w:br/>
     </w:r>

--- a/tillsyn/A 52815-2025 tillsynsbegäran.docx
+++ b/tillsyn/A 52815-2025 tillsynsbegäran.docx
@@ -289,7 +289,7 @@
     <w:r>
       <w:tab/>
       <w:tab/>
-      <w:t>2026-10-16</w:t>
+      <w:t>2026-10-17</w:t>
       <w:br/>
       <w:br/>
     </w:r>

--- a/tillsyn/A 52815-2025 tillsynsbegäran.docx
+++ b/tillsyn/A 52815-2025 tillsynsbegäran.docx
@@ -289,7 +289,7 @@
     <w:r>
       <w:tab/>
       <w:tab/>
-      <w:t>2026-10-17</w:t>
+      <w:t>2026-10-18</w:t>
       <w:br/>
       <w:br/>
     </w:r>

--- a/tillsyn/A 52815-2025 tillsynsbegäran.docx
+++ b/tillsyn/A 52815-2025 tillsynsbegäran.docx
@@ -289,7 +289,7 @@
     <w:r>
       <w:tab/>
       <w:tab/>
-      <w:t>2026-10-18</w:t>
+      <w:t>2026-10-19</w:t>
       <w:br/>
       <w:br/>
     </w:r>

--- a/tillsyn/A 52815-2025 tillsynsbegäran.docx
+++ b/tillsyn/A 52815-2025 tillsynsbegäran.docx
@@ -289,7 +289,7 @@
     <w:r>
       <w:tab/>
       <w:tab/>
-      <w:t>2026-10-19</w:t>
+      <w:t>2026-10-20</w:t>
       <w:br/>
       <w:br/>
     </w:r>

--- a/tillsyn/A 52815-2025 tillsynsbegäran.docx
+++ b/tillsyn/A 52815-2025 tillsynsbegäran.docx
@@ -289,7 +289,7 @@
     <w:r>
       <w:tab/>
       <w:tab/>
-      <w:t>2026-10-20</w:t>
+      <w:t>2026-10-21</w:t>
       <w:br/>
       <w:br/>
     </w:r>

--- a/tillsyn/A 52815-2025 tillsynsbegäran.docx
+++ b/tillsyn/A 52815-2025 tillsynsbegäran.docx
@@ -289,7 +289,7 @@
     <w:r>
       <w:tab/>
       <w:tab/>
-      <w:t>2026-10-21</w:t>
+      <w:t>2026-10-22</w:t>
       <w:br/>
       <w:br/>
     </w:r>

--- a/tillsyn/A 52815-2025 tillsynsbegäran.docx
+++ b/tillsyn/A 52815-2025 tillsynsbegäran.docx
@@ -289,7 +289,7 @@
     <w:r>
       <w:tab/>
       <w:tab/>
-      <w:t>2026-10-22</w:t>
+      <w:t>2026-10-23</w:t>
       <w:br/>
       <w:br/>
     </w:r>

--- a/tillsyn/A 52815-2025 tillsynsbegäran.docx
+++ b/tillsyn/A 52815-2025 tillsynsbegäran.docx
@@ -289,7 +289,7 @@
     <w:r>
       <w:tab/>
       <w:tab/>
-      <w:t>2026-10-23</w:t>
+      <w:t>2026-10-24</w:t>
       <w:br/>
       <w:br/>
     </w:r>

--- a/tillsyn/A 52815-2025 tillsynsbegäran.docx
+++ b/tillsyn/A 52815-2025 tillsynsbegäran.docx
@@ -289,7 +289,7 @@
     <w:r>
       <w:tab/>
       <w:tab/>
-      <w:t>2026-10-24</w:t>
+      <w:t>2026-10-25</w:t>
       <w:br/>
       <w:br/>
     </w:r>

--- a/tillsyn/A 52815-2025 tillsynsbegäran.docx
+++ b/tillsyn/A 52815-2025 tillsynsbegäran.docx
@@ -289,7 +289,7 @@
     <w:r>
       <w:tab/>
       <w:tab/>
-      <w:t>2026-10-25</w:t>
+      <w:t>2026-10-26</w:t>
       <w:br/>
       <w:br/>
     </w:r>

--- a/tillsyn/A 52815-2025 tillsynsbegäran.docx
+++ b/tillsyn/A 52815-2025 tillsynsbegäran.docx
@@ -289,7 +289,7 @@
     <w:r>
       <w:tab/>
       <w:tab/>
-      <w:t>2026-10-26</w:t>
+      <w:t>2026-10-27</w:t>
       <w:br/>
       <w:br/>
     </w:r>

--- a/tillsyn/A 52815-2025 tillsynsbegäran.docx
+++ b/tillsyn/A 52815-2025 tillsynsbegäran.docx
@@ -289,7 +289,7 @@
     <w:r>
       <w:tab/>
       <w:tab/>
-      <w:t>2026-10-27</w:t>
+      <w:t>2026-10-28</w:t>
       <w:br/>
       <w:br/>
     </w:r>

--- a/tillsyn/A 52815-2025 tillsynsbegäran.docx
+++ b/tillsyn/A 52815-2025 tillsynsbegäran.docx
@@ -289,7 +289,7 @@
     <w:r>
       <w:tab/>
       <w:tab/>
-      <w:t>2026-10-28</w:t>
+      <w:t>2026-10-29</w:t>
       <w:br/>
       <w:br/>
     </w:r>

--- a/tillsyn/A 52815-2025 tillsynsbegäran.docx
+++ b/tillsyn/A 52815-2025 tillsynsbegäran.docx
@@ -289,7 +289,7 @@
     <w:r>
       <w:tab/>
       <w:tab/>
-      <w:t>2026-10-29</w:t>
+      <w:t>2026-10-31</w:t>
       <w:br/>
       <w:br/>
     </w:r>
